--- a/03_DISENO/12_DEUDA_TECNICA_Y_MEJORAS_PROPUESTAS.docx
+++ b/03_DISENO/12_DEUDA_TECNICA_Y_MEJORAS_PROPUESTAS.docx
@@ -601,8 +601,8 @@
       </w:tblPr>
       <w:tblGrid>
         <w:gridCol w:w="1173"/>
-        <w:gridCol w:w="2618"/>
-        <w:gridCol w:w="2895"/>
+        <w:gridCol w:w="2621"/>
+        <w:gridCol w:w="2892"/>
         <w:gridCol w:w="1091"/>
         <w:gridCol w:w="1583"/>
       </w:tblGrid>
@@ -642,7 +642,7 @@
         </w:tc>
         <w:tc>
           <w:tcPr>
-            <w:tcW w:type="dxa" w:w="2618"/>
+            <w:tcW w:type="dxa" w:w="2621"/>
             <w:tcBorders>
               <w:top w:val="single" w:color="CBD5E1" w:sz="4"/>
               <w:left w:val="single" w:color="CBD5E1" w:sz="4"/>
@@ -672,7 +672,7 @@
         </w:tc>
         <w:tc>
           <w:tcPr>
-            <w:tcW w:type="dxa" w:w="2895"/>
+            <w:tcW w:type="dxa" w:w="2892"/>
             <w:tcBorders>
               <w:top w:val="single" w:color="CBD5E1" w:sz="4"/>
               <w:left w:val="single" w:color="CBD5E1" w:sz="4"/>
@@ -791,7 +791,7 @@
         </w:tc>
         <w:tc>
           <w:tcPr>
-            <w:tcW w:type="dxa" w:w="2618"/>
+            <w:tcW w:type="dxa" w:w="2621"/>
             <w:tcBorders>
               <w:top w:val="single" w:color="CBD5E1" w:sz="4"/>
               <w:left w:val="single" w:color="CBD5E1" w:sz="4"/>
@@ -820,7 +820,7 @@
         </w:tc>
         <w:tc>
           <w:tcPr>
-            <w:tcW w:type="dxa" w:w="2895"/>
+            <w:tcW w:type="dxa" w:w="2892"/>
             <w:tcBorders>
               <w:top w:val="single" w:color="CBD5E1" w:sz="4"/>
               <w:left w:val="single" w:color="CBD5E1" w:sz="4"/>
@@ -996,7 +996,7 @@
         </w:tc>
         <w:tc>
           <w:tcPr>
-            <w:tcW w:type="dxa" w:w="2618"/>
+            <w:tcW w:type="dxa" w:w="2621"/>
             <w:tcBorders>
               <w:top w:val="single" w:color="CBD5E1" w:sz="4"/>
               <w:left w:val="single" w:color="CBD5E1" w:sz="4"/>
@@ -1025,7 +1025,7 @@
         </w:tc>
         <w:tc>
           <w:tcPr>
-            <w:tcW w:type="dxa" w:w="2895"/>
+            <w:tcW w:type="dxa" w:w="2892"/>
             <w:tcBorders>
               <w:top w:val="single" w:color="CBD5E1" w:sz="4"/>
               <w:left w:val="single" w:color="CBD5E1" w:sz="4"/>
@@ -1169,7 +1169,7 @@
         </w:tc>
         <w:tc>
           <w:tcPr>
-            <w:tcW w:type="dxa" w:w="2618"/>
+            <w:tcW w:type="dxa" w:w="2621"/>
             <w:tcBorders>
               <w:top w:val="single" w:color="CBD5E1" w:sz="4"/>
               <w:left w:val="single" w:color="CBD5E1" w:sz="4"/>
@@ -1200,7 +1200,7 @@
         </w:tc>
         <w:tc>
           <w:tcPr>
-            <w:tcW w:type="dxa" w:w="2895"/>
+            <w:tcW w:type="dxa" w:w="2892"/>
             <w:tcBorders>
               <w:top w:val="single" w:color="CBD5E1" w:sz="4"/>
               <w:left w:val="single" w:color="CBD5E1" w:sz="4"/>
@@ -1376,7 +1376,7 @@
         </w:tc>
         <w:tc>
           <w:tcPr>
-            <w:tcW w:type="dxa" w:w="2618"/>
+            <w:tcW w:type="dxa" w:w="2621"/>
             <w:tcBorders>
               <w:top w:val="single" w:color="CBD5E1" w:sz="4"/>
               <w:left w:val="single" w:color="CBD5E1" w:sz="4"/>
@@ -1405,7 +1405,7 @@
         </w:tc>
         <w:tc>
           <w:tcPr>
-            <w:tcW w:type="dxa" w:w="2895"/>
+            <w:tcW w:type="dxa" w:w="2892"/>
             <w:tcBorders>
               <w:top w:val="single" w:color="CBD5E1" w:sz="4"/>
               <w:left w:val="single" w:color="CBD5E1" w:sz="4"/>
@@ -1519,7 +1519,7 @@
         </w:tc>
         <w:tc>
           <w:tcPr>
-            <w:tcW w:type="dxa" w:w="2618"/>
+            <w:tcW w:type="dxa" w:w="2621"/>
             <w:tcBorders>
               <w:top w:val="single" w:color="CBD5E1" w:sz="4"/>
               <w:left w:val="single" w:color="CBD5E1" w:sz="4"/>
@@ -1557,7 +1557,7 @@
         </w:tc>
         <w:tc>
           <w:tcPr>
-            <w:tcW w:type="dxa" w:w="2895"/>
+            <w:tcW w:type="dxa" w:w="2892"/>
             <w:tcBorders>
               <w:top w:val="single" w:color="CBD5E1" w:sz="4"/>
               <w:left w:val="single" w:color="CBD5E1" w:sz="4"/>
@@ -1687,7 +1687,7 @@
         </w:tc>
         <w:tc>
           <w:tcPr>
-            <w:tcW w:type="dxa" w:w="2618"/>
+            <w:tcW w:type="dxa" w:w="2621"/>
             <w:tcBorders>
               <w:top w:val="single" w:color="CBD5E1" w:sz="4"/>
               <w:left w:val="single" w:color="CBD5E1" w:sz="4"/>
@@ -1732,7 +1732,7 @@
         </w:tc>
         <w:tc>
           <w:tcPr>
-            <w:tcW w:type="dxa" w:w="2895"/>
+            <w:tcW w:type="dxa" w:w="2892"/>
             <w:tcBorders>
               <w:top w:val="single" w:color="CBD5E1" w:sz="4"/>
               <w:left w:val="single" w:color="CBD5E1" w:sz="4"/>
@@ -1860,7 +1860,7 @@
         </w:tc>
         <w:tc>
           <w:tcPr>
-            <w:tcW w:type="dxa" w:w="2618"/>
+            <w:tcW w:type="dxa" w:w="2621"/>
             <w:tcBorders>
               <w:top w:val="single" w:color="CBD5E1" w:sz="4"/>
               <w:left w:val="single" w:color="CBD5E1" w:sz="4"/>
@@ -1889,7 +1889,7 @@
         </w:tc>
         <w:tc>
           <w:tcPr>
-            <w:tcW w:type="dxa" w:w="2895"/>
+            <w:tcW w:type="dxa" w:w="2892"/>
             <w:tcBorders>
               <w:top w:val="single" w:color="CBD5E1" w:sz="4"/>
               <w:left w:val="single" w:color="CBD5E1" w:sz="4"/>
@@ -2003,7 +2003,7 @@
         </w:tc>
         <w:tc>
           <w:tcPr>
-            <w:tcW w:type="dxa" w:w="2618"/>
+            <w:tcW w:type="dxa" w:w="2621"/>
             <w:tcBorders>
               <w:top w:val="single" w:color="CBD5E1" w:sz="4"/>
               <w:left w:val="single" w:color="CBD5E1" w:sz="4"/>
@@ -2032,7 +2032,7 @@
         </w:tc>
         <w:tc>
           <w:tcPr>
-            <w:tcW w:type="dxa" w:w="2895"/>
+            <w:tcW w:type="dxa" w:w="2892"/>
             <w:tcBorders>
               <w:top w:val="single" w:color="CBD5E1" w:sz="4"/>
               <w:left w:val="single" w:color="CBD5E1" w:sz="4"/>
@@ -2144,7 +2144,7 @@
         </w:tc>
         <w:tc>
           <w:tcPr>
-            <w:tcW w:type="dxa" w:w="2618"/>
+            <w:tcW w:type="dxa" w:w="2621"/>
             <w:tcBorders>
               <w:top w:val="single" w:color="CBD5E1" w:sz="4"/>
               <w:left w:val="single" w:color="CBD5E1" w:sz="4"/>
@@ -2173,7 +2173,7 @@
         </w:tc>
         <w:tc>
           <w:tcPr>
-            <w:tcW w:type="dxa" w:w="2895"/>
+            <w:tcW w:type="dxa" w:w="2892"/>
             <w:tcBorders>
               <w:top w:val="single" w:color="CBD5E1" w:sz="4"/>
               <w:left w:val="single" w:color="CBD5E1" w:sz="4"/>
@@ -2287,7 +2287,7 @@
         </w:tc>
         <w:tc>
           <w:tcPr>
-            <w:tcW w:type="dxa" w:w="2618"/>
+            <w:tcW w:type="dxa" w:w="2621"/>
             <w:tcBorders>
               <w:top w:val="single" w:color="CBD5E1" w:sz="4"/>
               <w:left w:val="single" w:color="CBD5E1" w:sz="4"/>
@@ -2318,7 +2318,7 @@
         </w:tc>
         <w:tc>
           <w:tcPr>
-            <w:tcW w:type="dxa" w:w="2895"/>
+            <w:tcW w:type="dxa" w:w="2892"/>
             <w:tcBorders>
               <w:top w:val="single" w:color="CBD5E1" w:sz="4"/>
               <w:left w:val="single" w:color="CBD5E1" w:sz="4"/>
@@ -2432,7 +2432,7 @@
         </w:tc>
         <w:tc>
           <w:tcPr>
-            <w:tcW w:type="dxa" w:w="2618"/>
+            <w:tcW w:type="dxa" w:w="2621"/>
             <w:tcBorders>
               <w:top w:val="single" w:color="CBD5E1" w:sz="4"/>
               <w:left w:val="single" w:color="CBD5E1" w:sz="4"/>
@@ -2461,7 +2461,7 @@
         </w:tc>
         <w:tc>
           <w:tcPr>
-            <w:tcW w:type="dxa" w:w="2895"/>
+            <w:tcW w:type="dxa" w:w="2892"/>
             <w:tcBorders>
               <w:top w:val="single" w:color="CBD5E1" w:sz="4"/>
               <w:left w:val="single" w:color="CBD5E1" w:sz="4"/>
@@ -2573,7 +2573,7 @@
         </w:tc>
         <w:tc>
           <w:tcPr>
-            <w:tcW w:type="dxa" w:w="2618"/>
+            <w:tcW w:type="dxa" w:w="2621"/>
             <w:tcBorders>
               <w:top w:val="single" w:color="CBD5E1" w:sz="4"/>
               <w:left w:val="single" w:color="CBD5E1" w:sz="4"/>
@@ -2602,7 +2602,7 @@
         </w:tc>
         <w:tc>
           <w:tcPr>
-            <w:tcW w:type="dxa" w:w="2895"/>
+            <w:tcW w:type="dxa" w:w="2892"/>
             <w:tcBorders>
               <w:top w:val="single" w:color="CBD5E1" w:sz="4"/>
               <w:left w:val="single" w:color="CBD5E1" w:sz="4"/>
@@ -2730,7 +2730,7 @@
         </w:tc>
         <w:tc>
           <w:tcPr>
-            <w:tcW w:type="dxa" w:w="2618"/>
+            <w:tcW w:type="dxa" w:w="2621"/>
             <w:tcBorders>
               <w:top w:val="single" w:color="CBD5E1" w:sz="4"/>
               <w:left w:val="single" w:color="CBD5E1" w:sz="4"/>
@@ -2761,7 +2761,7 @@
         </w:tc>
         <w:tc>
           <w:tcPr>
-            <w:tcW w:type="dxa" w:w="2895"/>
+            <w:tcW w:type="dxa" w:w="2892"/>
             <w:tcBorders>
               <w:top w:val="single" w:color="CBD5E1" w:sz="4"/>
               <w:left w:val="single" w:color="CBD5E1" w:sz="4"/>
@@ -2873,7 +2873,7 @@
         </w:tc>
         <w:tc>
           <w:tcPr>
-            <w:tcW w:type="dxa" w:w="2618"/>
+            <w:tcW w:type="dxa" w:w="2621"/>
             <w:tcBorders>
               <w:top w:val="single" w:color="CBD5E1" w:sz="4"/>
               <w:left w:val="single" w:color="CBD5E1" w:sz="4"/>
@@ -2902,7 +2902,7 @@
         </w:tc>
         <w:tc>
           <w:tcPr>
-            <w:tcW w:type="dxa" w:w="2895"/>
+            <w:tcW w:type="dxa" w:w="2892"/>
             <w:tcBorders>
               <w:top w:val="single" w:color="CBD5E1" w:sz="4"/>
               <w:left w:val="single" w:color="CBD5E1" w:sz="4"/>
@@ -3021,24 +3021,25 @@
         </w:tc>
         <w:tc>
           <w:tcPr>
-            <w:tcW w:type="dxa" w:w="2618"/>
-            <w:tcBorders>
-              <w:top w:val="single" w:color="CBD5E1" w:sz="4"/>
-              <w:left w:val="single" w:color="CBD5E1" w:sz="4"/>
-              <w:bottom w:val="single" w:color="CBD5E1" w:sz="4"/>
-              <w:right w:val="single" w:color="CBD5E1" w:sz="4"/>
-            </w:tcBorders>
-            <w:tcMar>
-              <w:top w:type="dxa" w:w="60"/>
-              <w:left w:type="dxa" w:w="90"/>
-              <w:bottom w:type="dxa" w:w="60"/>
-              <w:right w:type="dxa" w:w="90"/>
-            </w:tcMar>
-            <w:vAlign w:val="top"/>
-          </w:tcPr>
-          <w:p>
-            <w:r>
-              <w:rPr>
+            <w:tcW w:type="dxa" w:w="2621"/>
+            <w:tcBorders>
+              <w:top w:val="single" w:color="CBD5E1" w:sz="4"/>
+              <w:left w:val="single" w:color="CBD5E1" w:sz="4"/>
+              <w:bottom w:val="single" w:color="CBD5E1" w:sz="4"/>
+              <w:right w:val="single" w:color="CBD5E1" w:sz="4"/>
+            </w:tcBorders>
+            <w:tcMar>
+              <w:top w:type="dxa" w:w="60"/>
+              <w:left w:type="dxa" w:w="90"/>
+              <w:bottom w:type="dxa" w:w="60"/>
+              <w:right w:type="dxa" w:w="90"/>
+            </w:tcMar>
+            <w:vAlign w:val="top"/>
+          </w:tcPr>
+          <w:p>
+            <w:r>
+              <w:rPr>
+                <w:strike/>
                 <w:sz w:val="17"/>
                 <w:szCs w:val="17"/>
               </w:rPr>
@@ -3048,11 +3049,27 @@
               <w:noBreakHyphen/>
               <w:t xml:space="preserve">005 Mi cuenta sin pantallas</w:t>
             </w:r>
-          </w:p>
-        </w:tc>
-        <w:tc>
-          <w:tcPr>
-            <w:tcW w:type="dxa" w:w="2895"/>
+            <w:r>
+              <w:rPr>
+                <w:sz w:val="17"/>
+                <w:szCs w:val="17"/>
+              </w:rPr>
+              <w:t xml:space="preserve"> </w:t>
+            </w:r>
+            <w:r>
+              <w:rPr>
+                <w:b/>
+                <w:bCs/>
+                <w:sz w:val="17"/>
+                <w:szCs w:val="17"/>
+              </w:rPr>
+              <w:t xml:space="preserve">Atendida el 2026-10-16</w:t>
+            </w:r>
+          </w:p>
+        </w:tc>
+        <w:tc>
+          <w:tcPr>
+            <w:tcW w:type="dxa" w:w="2892"/>
             <w:tcBorders>
               <w:top w:val="single" w:color="CBD5E1" w:sz="4"/>
               <w:left w:val="single" w:color="CBD5E1" w:sz="4"/>
@@ -3166,7 +3183,7 @@
         </w:tc>
         <w:tc>
           <w:tcPr>
-            <w:tcW w:type="dxa" w:w="2618"/>
+            <w:tcW w:type="dxa" w:w="2621"/>
             <w:tcBorders>
               <w:top w:val="single" w:color="CBD5E1" w:sz="4"/>
               <w:left w:val="single" w:color="CBD5E1" w:sz="4"/>
@@ -3195,7 +3212,7 @@
         </w:tc>
         <w:tc>
           <w:tcPr>
-            <w:tcW w:type="dxa" w:w="2895"/>
+            <w:tcW w:type="dxa" w:w="2892"/>
             <w:tcBorders>
               <w:top w:val="single" w:color="CBD5E1" w:sz="4"/>
               <w:left w:val="single" w:color="CBD5E1" w:sz="4"/>
@@ -3330,7 +3347,7 @@
         </w:tc>
         <w:tc>
           <w:tcPr>
-            <w:tcW w:type="dxa" w:w="2618"/>
+            <w:tcW w:type="dxa" w:w="2621"/>
             <w:tcBorders>
               <w:top w:val="single" w:color="CBD5E1" w:sz="4"/>
               <w:left w:val="single" w:color="CBD5E1" w:sz="4"/>
@@ -3359,7 +3376,7 @@
         </w:tc>
         <w:tc>
           <w:tcPr>
-            <w:tcW w:type="dxa" w:w="2895"/>
+            <w:tcW w:type="dxa" w:w="2892"/>
             <w:tcBorders>
               <w:top w:val="single" w:color="CBD5E1" w:sz="4"/>
               <w:left w:val="single" w:color="CBD5E1" w:sz="4"/>
@@ -3528,7 +3545,7 @@
         </w:tc>
         <w:tc>
           <w:tcPr>
-            <w:tcW w:type="dxa" w:w="2618"/>
+            <w:tcW w:type="dxa" w:w="2621"/>
             <w:tcBorders>
               <w:top w:val="single" w:color="CBD5E1" w:sz="4"/>
               <w:left w:val="single" w:color="CBD5E1" w:sz="4"/>
@@ -3557,7 +3574,7 @@
         </w:tc>
         <w:tc>
           <w:tcPr>
-            <w:tcW w:type="dxa" w:w="2895"/>
+            <w:tcW w:type="dxa" w:w="2892"/>
             <w:tcBorders>
               <w:top w:val="single" w:color="CBD5E1" w:sz="4"/>
               <w:left w:val="single" w:color="CBD5E1" w:sz="4"/>
@@ -3715,7 +3732,7 @@
         </w:tc>
         <w:tc>
           <w:tcPr>
-            <w:tcW w:type="dxa" w:w="2618"/>
+            <w:tcW w:type="dxa" w:w="2621"/>
             <w:tcBorders>
               <w:top w:val="single" w:color="CBD5E1" w:sz="4"/>
               <w:left w:val="single" w:color="CBD5E1" w:sz="4"/>
@@ -3744,7 +3761,7 @@
         </w:tc>
         <w:tc>
           <w:tcPr>
-            <w:tcW w:type="dxa" w:w="2895"/>
+            <w:tcW w:type="dxa" w:w="2892"/>
             <w:tcBorders>
               <w:top w:val="single" w:color="CBD5E1" w:sz="4"/>
               <w:left w:val="single" w:color="CBD5E1" w:sz="4"/>
@@ -3858,7 +3875,7 @@
         </w:tc>
         <w:tc>
           <w:tcPr>
-            <w:tcW w:type="dxa" w:w="2618"/>
+            <w:tcW w:type="dxa" w:w="2621"/>
             <w:tcBorders>
               <w:top w:val="single" w:color="CBD5E1" w:sz="4"/>
               <w:left w:val="single" w:color="CBD5E1" w:sz="4"/>
@@ -3887,7 +3904,7 @@
         </w:tc>
         <w:tc>
           <w:tcPr>
-            <w:tcW w:type="dxa" w:w="2895"/>
+            <w:tcW w:type="dxa" w:w="2892"/>
             <w:tcBorders>
               <w:top w:val="single" w:color="CBD5E1" w:sz="4"/>
               <w:left w:val="single" w:color="CBD5E1" w:sz="4"/>
@@ -4013,7 +4030,7 @@
         </w:tc>
         <w:tc>
           <w:tcPr>
-            <w:tcW w:type="dxa" w:w="2618"/>
+            <w:tcW w:type="dxa" w:w="2621"/>
             <w:tcBorders>
               <w:top w:val="single" w:color="CBD5E1" w:sz="4"/>
               <w:left w:val="single" w:color="CBD5E1" w:sz="4"/>
@@ -4040,7 +4057,7 @@
         </w:tc>
         <w:tc>
           <w:tcPr>
-            <w:tcW w:type="dxa" w:w="2895"/>
+            <w:tcW w:type="dxa" w:w="2892"/>
             <w:tcBorders>
               <w:top w:val="single" w:color="CBD5E1" w:sz="4"/>
               <w:left w:val="single" w:color="CBD5E1" w:sz="4"/>
@@ -4168,7 +4185,7 @@
         </w:tc>
         <w:tc>
           <w:tcPr>
-            <w:tcW w:type="dxa" w:w="2618"/>
+            <w:tcW w:type="dxa" w:w="2621"/>
             <w:tcBorders>
               <w:top w:val="single" w:color="CBD5E1" w:sz="4"/>
               <w:left w:val="single" w:color="CBD5E1" w:sz="4"/>
@@ -4204,7 +4221,7 @@
         </w:tc>
         <w:tc>
           <w:tcPr>
-            <w:tcW w:type="dxa" w:w="2895"/>
+            <w:tcW w:type="dxa" w:w="2892"/>
             <w:tcBorders>
               <w:top w:val="single" w:color="CBD5E1" w:sz="4"/>
               <w:left w:val="single" w:color="CBD5E1" w:sz="4"/>
@@ -4325,7 +4342,7 @@
         </w:tc>
         <w:tc>
           <w:tcPr>
-            <w:tcW w:type="dxa" w:w="2618"/>
+            <w:tcW w:type="dxa" w:w="2621"/>
             <w:tcBorders>
               <w:top w:val="single" w:color="CBD5E1" w:sz="4"/>
               <w:left w:val="single" w:color="CBD5E1" w:sz="4"/>
@@ -4361,7 +4378,7 @@
         </w:tc>
         <w:tc>
           <w:tcPr>
-            <w:tcW w:type="dxa" w:w="2895"/>
+            <w:tcW w:type="dxa" w:w="2892"/>
             <w:tcBorders>
               <w:top w:val="single" w:color="CBD5E1" w:sz="4"/>
               <w:left w:val="single" w:color="CBD5E1" w:sz="4"/>
@@ -4473,7 +4490,7 @@
         </w:tc>
         <w:tc>
           <w:tcPr>
-            <w:tcW w:type="dxa" w:w="2618"/>
+            <w:tcW w:type="dxa" w:w="2621"/>
             <w:tcBorders>
               <w:top w:val="single" w:color="CBD5E1" w:sz="4"/>
               <w:left w:val="single" w:color="CBD5E1" w:sz="4"/>
@@ -4500,7 +4517,7 @@
         </w:tc>
         <w:tc>
           <w:tcPr>
-            <w:tcW w:type="dxa" w:w="2895"/>
+            <w:tcW w:type="dxa" w:w="2892"/>
             <w:tcBorders>
               <w:top w:val="single" w:color="CBD5E1" w:sz="4"/>
               <w:left w:val="single" w:color="CBD5E1" w:sz="4"/>
@@ -4657,7 +4674,7 @@
           <wp:inline distT="0" distB="0" distL="0" distR="0">
             <wp:extent cx="8191500" cy="962025"/>
             <wp:effectExtent t="0" r="0" b="0" l="0"/>
-            <wp:docPr id="38" name="diagrama" descr="Diagrama generado a partir de Mermaid" title="Diagrama"/>
+            <wp:docPr id="5" name="diagrama" descr="Diagrama generado a partir de Mermaid" title="Diagrama"/>
             <wp:cNvGraphicFramePr>
               <a:graphicFrameLocks xmlns:a="http://schemas.openxmlformats.org/drawingml/2006/main" noChangeAspect="1"/>
             </wp:cNvGraphicFramePr>
@@ -4711,7 +4728,7 @@
         </w:numPr>
         <w:spacing w:after="40"/>
       </w:pPr>
-      <w:hyperlink w:history="1" r:id="rId7z70xtdgyz30hrvfimrli">
+      <w:hyperlink w:history="1" r:id="rIdfuhzmssspyi-lfcr91f25">
         <w:r>
           <w:rPr>
             <w:color w:val="1D4ED8"/>
@@ -4723,7 +4740,7 @@
       <w:r>
         <w:t xml:space="preserve"> · </w:t>
       </w:r>
-      <w:hyperlink w:history="1" r:id="rIdf4h5w07cxe6i-8atj5sjg">
+      <w:hyperlink w:history="1" r:id="rId6wdv_-xmrvxff8cvhqhfn">
         <w:r>
           <w:rPr>
             <w:color w:val="1D4ED8"/>
@@ -4742,7 +4759,7 @@
         </w:numPr>
         <w:spacing w:after="40"/>
       </w:pPr>
-      <w:hyperlink w:history="1" r:id="rIdfn8almgtabgznzvojc6fn">
+      <w:hyperlink w:history="1" r:id="rIdbujwckdhha07i4v8yj0k3">
         <w:r>
           <w:rPr>
             <w:color w:val="1D4ED8"/>
@@ -4754,7 +4771,7 @@
       <w:r>
         <w:t xml:space="preserve"> · </w:t>
       </w:r>
-      <w:hyperlink w:history="1" r:id="rIdyj7belhmoezk_esa_5lll">
+      <w:hyperlink w:history="1" r:id="rId_cqcus_p8sdqks1_tddz8">
         <w:r>
           <w:rPr>
             <w:color w:val="1D4ED8"/>
@@ -4773,7 +4790,7 @@
         </w:numPr>
         <w:spacing w:after="40"/>
       </w:pPr>
-      <w:hyperlink w:history="1" r:id="rIdsm-hd0kgj56ddy3ebpmb9">
+      <w:hyperlink w:history="1" r:id="rIduugtjy0n6vfa6qojvjtf1">
         <w:r>
           <w:rPr>
             <w:color w:val="1D4ED8"/>
@@ -4785,7 +4802,7 @@
       <w:r>
         <w:t xml:space="preserve"> §5 · </w:t>
       </w:r>
-      <w:hyperlink w:history="1" r:id="rIdyyi-rjo0w9fipbvhflf_t">
+      <w:hyperlink w:history="1" r:id="rId1hnpy3skfk8dma5gta-_g">
         <w:r>
           <w:rPr>
             <w:color w:val="1D4ED8"/>
